--- a/Course/1 Component 1 - Computer Systems/1.3 Exchanging Data/1.3.2 Databases/3 Worksheet (editable).docx
+++ b/Course/1 Component 1 - Computer Systems/1.3 Exchanging Data/1.3.2 Databases/3 Worksheet (editable).docx
@@ -7,62 +7,26 @@
         <w:pStyle w:val="Heading1"/>
       </w:pPr>
       <w:r>
+        <w:rPr>
+          <w:b w:val="0"/>
+          <w:i w:val="0"/>
+        </w:rPr>
         <w:t>Quiz — 1.3.2 Databases</w:t>
       </w:r>
     </w:p>
     <w:p>
       <w:r>
-        <w:t xml:space="preserve">Name: </w:t>
-      </w:r>
-      <w:r>
         <w:rPr>
-          <w:b/>
+          <w:b w:val="0"/>
+          <w:i w:val="0"/>
         </w:rPr>
-        <w:t>_</w:t>
-      </w:r>
-      <w:r>
-        <w:rPr>
-          <w:b/>
-        </w:rPr>
-        <w:t>_</w:t>
-      </w:r>
-      <w:r>
-        <w:rPr>
-          <w:b/>
-        </w:rPr>
-        <w:t>_</w:t>
-      </w:r>
-      <w:r>
-        <w:rPr>
-          <w:b/>
-        </w:rPr>
-        <w:t>_</w:t>
-      </w:r>
-      <w:r>
-        <w:rPr>
-          <w:b/>
-        </w:rPr>
-        <w:t xml:space="preserve">   Date: </w:t>
-      </w:r>
-      <w:r>
-        <w:rPr>
-          <w:b/>
-        </w:rPr>
-        <w:t>_</w:t>
-      </w:r>
-      <w:r>
-        <w:rPr>
-          <w:b/>
-        </w:rPr>
-        <w:t xml:space="preserve">_   Mark: </w:t>
-      </w:r>
-      <w:r>
-        <w:t>____ / 25</w:t>
+        <w:t>Name: ______________________   Date: __________   Mark: ______ / 25</w:t>
       </w:r>
     </w:p>
     <w:p>
       <w:r>
         <w:rPr>
+          <w:b w:val="0"/>
           <w:i/>
         </w:rPr>
         <w:t>OCR H446 · Component 01 · 1.3.2</w:t>
@@ -73,6 +37,10 @@
         <w:pStyle w:val="Heading2"/>
       </w:pPr>
       <w:r>
+        <w:rPr>
+          <w:b w:val="0"/>
+          <w:i w:val="0"/>
+        </w:rPr>
         <w:t>Section A — Multiple choice (8 marks)</w:t>
       </w:r>
     </w:p>
@@ -80,35 +48,60 @@
       <w:r>
         <w:rPr>
           <w:b/>
+          <w:i w:val="0"/>
         </w:rPr>
         <w:t>1.</w:t>
       </w:r>
       <w:r>
+        <w:rPr>
+          <w:b w:val="0"/>
+          <w:i w:val="0"/>
+        </w:rPr>
         <w:t xml:space="preserve"> Compared with a flat file, a relational database typically has:</w:t>
       </w:r>
     </w:p>
     <w:p>
       <w:r>
+        <w:rPr>
+          <w:b w:val="0"/>
+          <w:i w:val="0"/>
+        </w:rPr>
         <w:t>A. More data redundancy</w:t>
       </w:r>
     </w:p>
     <w:p>
       <w:r>
+        <w:rPr>
+          <w:b w:val="0"/>
+          <w:i w:val="0"/>
+        </w:rPr>
         <w:t>B. Less data redundancy and fewer anomalies</w:t>
       </w:r>
     </w:p>
     <w:p>
       <w:r>
+        <w:rPr>
+          <w:b w:val="0"/>
+          <w:i w:val="0"/>
+        </w:rPr>
         <w:t>C. Only one table</w:t>
       </w:r>
     </w:p>
     <w:p>
       <w:r>
+        <w:rPr>
+          <w:b w:val="0"/>
+          <w:i w:val="0"/>
+        </w:rPr>
         <w:t>D. No primary keys</w:t>
       </w:r>
     </w:p>
     <w:p>
       <w:r>
+        <w:rPr>
+          <w:b w:val="0"/>
+          <w:i w:val="0"/>
+        </w:rPr>
         <w:t>Your answer: ☐</w:t>
       </w:r>
     </w:p>
@@ -116,35 +109,60 @@
       <w:r>
         <w:rPr>
           <w:b/>
+          <w:i w:val="0"/>
         </w:rPr>
         <w:t>2.</w:t>
       </w:r>
       <w:r>
+        <w:rPr>
+          <w:b w:val="0"/>
+          <w:i w:val="0"/>
+        </w:rPr>
         <w:t xml:space="preserve"> A foreign key is:</w:t>
       </w:r>
     </w:p>
     <w:p>
       <w:r>
+        <w:rPr>
+          <w:b w:val="0"/>
+          <w:i w:val="0"/>
+        </w:rPr>
         <w:t>A. An attribute used only for sorting</w:t>
       </w:r>
     </w:p>
     <w:p>
       <w:r>
+        <w:rPr>
+          <w:b w:val="0"/>
+          <w:i w:val="0"/>
+        </w:rPr>
         <w:t>B. The primary key of another table, used to link tables</w:t>
       </w:r>
     </w:p>
     <w:p>
       <w:r>
+        <w:rPr>
+          <w:b w:val="0"/>
+          <w:i w:val="0"/>
+        </w:rPr>
         <w:t>C. A key made of two attributes</w:t>
       </w:r>
     </w:p>
     <w:p>
       <w:r>
+        <w:rPr>
+          <w:b w:val="0"/>
+          <w:i w:val="0"/>
+        </w:rPr>
         <w:t>D. A key that must always be null</w:t>
       </w:r>
     </w:p>
     <w:p>
       <w:r>
+        <w:rPr>
+          <w:b w:val="0"/>
+          <w:i w:val="0"/>
+        </w:rPr>
         <w:t>Your answer: ☐</w:t>
       </w:r>
     </w:p>
@@ -152,35 +170,60 @@
       <w:r>
         <w:rPr>
           <w:b/>
+          <w:i w:val="0"/>
         </w:rPr>
         <w:t>3.</w:t>
       </w:r>
       <w:r>
+        <w:rPr>
+          <w:b w:val="0"/>
+          <w:i w:val="0"/>
+        </w:rPr>
         <w:t xml:space="preserve"> A composite primary key is one that:</w:t>
       </w:r>
     </w:p>
     <w:p>
       <w:r>
+        <w:rPr>
+          <w:b w:val="0"/>
+          <w:i w:val="0"/>
+        </w:rPr>
         <w:t>A. Links to another database</w:t>
       </w:r>
     </w:p>
     <w:p>
       <w:r>
+        <w:rPr>
+          <w:b w:val="0"/>
+          <w:i w:val="0"/>
+        </w:rPr>
         <w:t>B. Is made up of two or more attributes combined</w:t>
       </w:r>
     </w:p>
     <w:p>
       <w:r>
+        <w:rPr>
+          <w:b w:val="0"/>
+          <w:i w:val="0"/>
+        </w:rPr>
         <w:t>C. Is automatically generated</w:t>
       </w:r>
     </w:p>
     <w:p>
       <w:r>
+        <w:rPr>
+          <w:b w:val="0"/>
+          <w:i w:val="0"/>
+        </w:rPr>
         <w:t>D. Cannot be used to identify records</w:t>
       </w:r>
     </w:p>
     <w:p>
       <w:r>
+        <w:rPr>
+          <w:b w:val="0"/>
+          <w:i w:val="0"/>
+        </w:rPr>
         <w:t>Your answer: ☐</w:t>
       </w:r>
     </w:p>
@@ -188,35 +231,60 @@
       <w:r>
         <w:rPr>
           <w:b/>
+          <w:i w:val="0"/>
         </w:rPr>
         <w:t>4.</w:t>
       </w:r>
       <w:r>
+        <w:rPr>
+          <w:b w:val="0"/>
+          <w:i w:val="0"/>
+        </w:rPr>
         <w:t xml:space="preserve"> A many-to-many (M:N) relationship is normally resolved by:</w:t>
       </w:r>
     </w:p>
     <w:p>
       <w:r>
+        <w:rPr>
+          <w:b w:val="0"/>
+          <w:i w:val="0"/>
+        </w:rPr>
         <w:t>A. Deleting one of the tables</w:t>
       </w:r>
     </w:p>
     <w:p>
       <w:r>
+        <w:rPr>
+          <w:b w:val="0"/>
+          <w:i w:val="0"/>
+        </w:rPr>
         <w:t>B. Adding a linking/junction table</w:t>
       </w:r>
     </w:p>
     <w:p>
       <w:r>
+        <w:rPr>
+          <w:b w:val="0"/>
+          <w:i w:val="0"/>
+        </w:rPr>
         <w:t>C. Removing the primary keys</w:t>
       </w:r>
     </w:p>
     <w:p>
       <w:r>
+        <w:rPr>
+          <w:b w:val="0"/>
+          <w:i w:val="0"/>
+        </w:rPr>
         <w:t>D. Using a secondary key only</w:t>
       </w:r>
     </w:p>
     <w:p>
       <w:r>
+        <w:rPr>
+          <w:b w:val="0"/>
+          <w:i w:val="0"/>
+        </w:rPr>
         <w:t>Your answer: ☐</w:t>
       </w:r>
     </w:p>
@@ -224,35 +292,60 @@
       <w:r>
         <w:rPr>
           <w:b/>
+          <w:i w:val="0"/>
         </w:rPr>
         <w:t>5.</w:t>
       </w:r>
       <w:r>
+        <w:rPr>
+          <w:b w:val="0"/>
+          <w:i w:val="0"/>
+        </w:rPr>
         <w:t xml:space="preserve"> Referential integrity ensures that:</w:t>
       </w:r>
     </w:p>
     <w:p>
       <w:r>
+        <w:rPr>
+          <w:b w:val="0"/>
+          <w:i w:val="0"/>
+        </w:rPr>
         <w:t>A. Every foreign key references a valid existing primary key (or is null)</w:t>
       </w:r>
     </w:p>
     <w:p>
       <w:r>
+        <w:rPr>
+          <w:b w:val="0"/>
+          <w:i w:val="0"/>
+        </w:rPr>
         <w:t>B. All data is encrypted</w:t>
       </w:r>
     </w:p>
     <w:p>
       <w:r>
+        <w:rPr>
+          <w:b w:val="0"/>
+          <w:i w:val="0"/>
+        </w:rPr>
         <w:t>C. Tables can never be joined</w:t>
       </w:r>
     </w:p>
     <w:p>
       <w:r>
+        <w:rPr>
+          <w:b w:val="0"/>
+          <w:i w:val="0"/>
+        </w:rPr>
         <w:t>D. Records are always sorted</w:t>
       </w:r>
     </w:p>
     <w:p>
       <w:r>
+        <w:rPr>
+          <w:b w:val="0"/>
+          <w:i w:val="0"/>
+        </w:rPr>
         <w:t>Your answer: ☐</w:t>
       </w:r>
     </w:p>
@@ -260,35 +353,60 @@
       <w:r>
         <w:rPr>
           <w:b/>
+          <w:i w:val="0"/>
         </w:rPr>
         <w:t>6.</w:t>
       </w:r>
       <w:r>
+        <w:rPr>
+          <w:b w:val="0"/>
+          <w:i w:val="0"/>
+        </w:rPr>
         <w:t xml:space="preserve"> A table is in 2NF if it is in 1NF and:</w:t>
       </w:r>
     </w:p>
     <w:p>
       <w:r>
+        <w:rPr>
+          <w:b w:val="0"/>
+          <w:i w:val="0"/>
+        </w:rPr>
         <w:t>A. Has no transitive dependencies</w:t>
       </w:r>
     </w:p>
     <w:p>
       <w:r>
+        <w:rPr>
+          <w:b w:val="0"/>
+          <w:i w:val="0"/>
+        </w:rPr>
         <w:t>B. Has no partial dependencies on a composite key</w:t>
       </w:r>
     </w:p>
     <w:p>
       <w:r>
+        <w:rPr>
+          <w:b w:val="0"/>
+          <w:i w:val="0"/>
+        </w:rPr>
         <w:t>C. Has no primary key</w:t>
       </w:r>
     </w:p>
     <w:p>
       <w:r>
+        <w:rPr>
+          <w:b w:val="0"/>
+          <w:i w:val="0"/>
+        </w:rPr>
         <w:t>D. Contains repeating groups</w:t>
       </w:r>
     </w:p>
     <w:p>
       <w:r>
+        <w:rPr>
+          <w:b w:val="0"/>
+          <w:i w:val="0"/>
+        </w:rPr>
         <w:t>Your answer: ☐</w:t>
       </w:r>
     </w:p>
@@ -296,35 +414,60 @@
       <w:r>
         <w:rPr>
           <w:b/>
+          <w:i w:val="0"/>
         </w:rPr>
         <w:t>7.</w:t>
       </w:r>
       <w:r>
+        <w:rPr>
+          <w:b w:val="0"/>
+          <w:i w:val="0"/>
+        </w:rPr>
         <w:t xml:space="preserve"> Which ACID property guarantees that a transaction is "all or nothing"?</w:t>
       </w:r>
     </w:p>
     <w:p>
       <w:r>
+        <w:rPr>
+          <w:b w:val="0"/>
+          <w:i w:val="0"/>
+        </w:rPr>
         <w:t>A. Consistency</w:t>
       </w:r>
     </w:p>
     <w:p>
       <w:r>
+        <w:rPr>
+          <w:b w:val="0"/>
+          <w:i w:val="0"/>
+        </w:rPr>
         <w:t>B. Isolation</w:t>
       </w:r>
     </w:p>
     <w:p>
       <w:r>
+        <w:rPr>
+          <w:b w:val="0"/>
+          <w:i w:val="0"/>
+        </w:rPr>
         <w:t>C. Atomicity</w:t>
       </w:r>
     </w:p>
     <w:p>
       <w:r>
+        <w:rPr>
+          <w:b w:val="0"/>
+          <w:i w:val="0"/>
+        </w:rPr>
         <w:t>D. Durability</w:t>
       </w:r>
     </w:p>
     <w:p>
       <w:r>
+        <w:rPr>
+          <w:b w:val="0"/>
+          <w:i w:val="0"/>
+        </w:rPr>
         <w:t>Your answer: ☐</w:t>
       </w:r>
     </w:p>
@@ -332,35 +475,60 @@
       <w:r>
         <w:rPr>
           <w:b/>
+          <w:i w:val="0"/>
         </w:rPr>
         <w:t>8.</w:t>
       </w:r>
       <w:r>
+        <w:rPr>
+          <w:b w:val="0"/>
+          <w:i w:val="0"/>
+        </w:rPr>
         <w:t xml:space="preserve"> Record locking is used during a transaction to:</w:t>
       </w:r>
     </w:p>
     <w:p>
       <w:r>
+        <w:rPr>
+          <w:b w:val="0"/>
+          <w:i w:val="0"/>
+        </w:rPr>
         <w:t>A. Speed up SELECT queries</w:t>
       </w:r>
     </w:p>
     <w:p>
       <w:r>
+        <w:rPr>
+          <w:b w:val="0"/>
+          <w:i w:val="0"/>
+        </w:rPr>
         <w:t>B. Prevent the lost update problem from concurrent edits</w:t>
       </w:r>
     </w:p>
     <w:p>
       <w:r>
+        <w:rPr>
+          <w:b w:val="0"/>
+          <w:i w:val="0"/>
+        </w:rPr>
         <w:t>C. Encrypt the record</w:t>
       </w:r>
     </w:p>
     <w:p>
       <w:r>
+        <w:rPr>
+          <w:b w:val="0"/>
+          <w:i w:val="0"/>
+        </w:rPr>
         <w:t>D. Remove transitive dependencies</w:t>
       </w:r>
     </w:p>
     <w:p>
       <w:r>
+        <w:rPr>
+          <w:b w:val="0"/>
+          <w:i w:val="0"/>
+        </w:rPr>
         <w:t>Your answer: ☐</w:t>
       </w:r>
     </w:p>
@@ -369,6 +537,10 @@
         <w:pStyle w:val="Heading2"/>
       </w:pPr>
       <w:r>
+        <w:rPr>
+          <w:b w:val="0"/>
+          <w:i w:val="0"/>
+        </w:rPr>
         <w:t>Section B — Short answer (12 marks)</w:t>
       </w:r>
     </w:p>
@@ -376,15 +548,21 @@
       <w:r>
         <w:rPr>
           <w:b/>
+          <w:i w:val="0"/>
         </w:rPr>
         <w:t>9.</w:t>
       </w:r>
       <w:r>
+        <w:rPr>
+          <w:b w:val="0"/>
+          <w:i w:val="0"/>
+        </w:rPr>
         <w:t xml:space="preserve"> State two differences between a flat file database and a relational database. </w:t>
       </w:r>
       <w:r>
         <w:rPr>
           <w:b/>
+          <w:i w:val="0"/>
         </w:rPr>
         <w:t>[2]</w:t>
       </w:r>
@@ -431,15 +609,21 @@
       <w:r>
         <w:rPr>
           <w:b/>
+          <w:i w:val="0"/>
         </w:rPr>
         <w:t>10.</w:t>
       </w:r>
       <w:r>
+        <w:rPr>
+          <w:b w:val="0"/>
+          <w:i w:val="0"/>
+        </w:rPr>
         <w:t xml:space="preserve"> Explain the rule a table must meet to be in 1NF. </w:t>
       </w:r>
       <w:r>
         <w:rPr>
           <w:b/>
+          <w:i w:val="0"/>
         </w:rPr>
         <w:t>[2]</w:t>
       </w:r>
@@ -486,15 +670,21 @@
       <w:r>
         <w:rPr>
           <w:b/>
+          <w:i w:val="0"/>
         </w:rPr>
         <w:t>11.</w:t>
       </w:r>
       <w:r>
+        <w:rPr>
+          <w:b w:val="0"/>
+          <w:i w:val="0"/>
+        </w:rPr>
         <w:t xml:space="preserve"> A table is in 2NF but not 3NF. Explain what must be removed to reach 3NF. </w:t>
       </w:r>
       <w:r>
         <w:rPr>
           <w:b/>
+          <w:i w:val="0"/>
         </w:rPr>
         <w:t>[2]</w:t>
       </w:r>
@@ -541,70 +731,110 @@
       <w:r>
         <w:rPr>
           <w:b/>
+          <w:i w:val="0"/>
         </w:rPr>
         <w:t>12.</w:t>
       </w:r>
       <w:r>
+        <w:rPr>
+          <w:b w:val="0"/>
+          <w:i w:val="0"/>
+        </w:rPr>
         <w:t xml:space="preserve"> Consider a table </w:t>
       </w:r>
       <w:r>
         <w:rPr>
           <w:rFonts w:ascii="Consolas" w:hAnsi="Consolas"/>
+          <w:b w:val="0"/>
+          <w:i w:val="0"/>
           <w:sz w:val="19"/>
         </w:rPr>
         <w:t>Student(StudentID, Surname, Form, TutorName)</w:t>
       </w:r>
       <w:r>
+        <w:rPr>
+          <w:b w:val="0"/>
+          <w:i w:val="0"/>
+        </w:rPr>
         <w:t>.</w:t>
       </w:r>
     </w:p>
     <w:p>
       <w:r>
+        <w:rPr>
+          <w:b w:val="0"/>
+          <w:i w:val="0"/>
+        </w:rPr>
         <w:t xml:space="preserve">Write an SQL query that returns the </w:t>
       </w:r>
       <w:r>
         <w:rPr>
           <w:rFonts w:ascii="Consolas" w:hAnsi="Consolas"/>
+          <w:b w:val="0"/>
+          <w:i w:val="0"/>
           <w:sz w:val="19"/>
         </w:rPr>
         <w:t>StudentID</w:t>
       </w:r>
       <w:r>
+        <w:rPr>
+          <w:b w:val="0"/>
+          <w:i w:val="0"/>
+        </w:rPr>
         <w:t xml:space="preserve"> and </w:t>
       </w:r>
       <w:r>
         <w:rPr>
           <w:rFonts w:ascii="Consolas" w:hAnsi="Consolas"/>
+          <w:b w:val="0"/>
+          <w:i w:val="0"/>
           <w:sz w:val="19"/>
         </w:rPr>
         <w:t>Surname</w:t>
       </w:r>
       <w:r>
+        <w:rPr>
+          <w:b w:val="0"/>
+          <w:i w:val="0"/>
+        </w:rPr>
         <w:t xml:space="preserve"> of every student in form </w:t>
       </w:r>
       <w:r>
         <w:rPr>
           <w:rFonts w:ascii="Consolas" w:hAnsi="Consolas"/>
+          <w:b w:val="0"/>
+          <w:i w:val="0"/>
           <w:sz w:val="19"/>
         </w:rPr>
         <w:t>'12A'</w:t>
       </w:r>
       <w:r>
+        <w:rPr>
+          <w:b w:val="0"/>
+          <w:i w:val="0"/>
+        </w:rPr>
         <w:t xml:space="preserve">, sorted by </w:t>
       </w:r>
       <w:r>
         <w:rPr>
           <w:rFonts w:ascii="Consolas" w:hAnsi="Consolas"/>
+          <w:b w:val="0"/>
+          <w:i w:val="0"/>
           <w:sz w:val="19"/>
         </w:rPr>
         <w:t>Surname</w:t>
       </w:r>
       <w:r>
+        <w:rPr>
+          <w:b w:val="0"/>
+          <w:i w:val="0"/>
+        </w:rPr>
         <w:t xml:space="preserve"> in ascending order. </w:t>
       </w:r>
       <w:r>
         <w:rPr>
           <w:b/>
+          <w:i w:val="0"/>
         </w:rPr>
         <w:t>[3]</w:t>
       </w:r>
@@ -666,15 +896,21 @@
       <w:r>
         <w:rPr>
           <w:b/>
+          <w:i w:val="0"/>
         </w:rPr>
         <w:t>13.</w:t>
       </w:r>
       <w:r>
+        <w:rPr>
+          <w:b w:val="0"/>
+          <w:i w:val="0"/>
+        </w:rPr>
         <w:t xml:space="preserve"> Explain what is meant by the Isolation property of a transaction, and why it matters. </w:t>
       </w:r>
       <w:r>
         <w:rPr>
           <w:b/>
+          <w:i w:val="0"/>
         </w:rPr>
         <w:t>[2]</w:t>
       </w:r>
@@ -721,15 +957,21 @@
       <w:r>
         <w:rPr>
           <w:b/>
+          <w:i w:val="0"/>
         </w:rPr>
         <w:t>14.</w:t>
       </w:r>
       <w:r>
+        <w:rPr>
+          <w:b w:val="0"/>
+          <w:i w:val="0"/>
+        </w:rPr>
         <w:t xml:space="preserve"> State one benefit and one risk of using record locking. </w:t>
       </w:r>
       <w:r>
         <w:rPr>
           <w:b/>
+          <w:i w:val="0"/>
         </w:rPr>
         <w:t>[1]</w:t>
       </w:r>
@@ -762,6 +1004,10 @@
         <w:pStyle w:val="Heading2"/>
       </w:pPr>
       <w:r>
+        <w:rPr>
+          <w:b w:val="0"/>
+          <w:i w:val="0"/>
+        </w:rPr>
         <w:t>Section C — Exam-style question (5 marks)</w:t>
       </w:r>
     </w:p>
@@ -769,10 +1015,15 @@
       <w:r>
         <w:rPr>
           <w:b/>
+          <w:i w:val="0"/>
         </w:rPr>
         <w:t>15.</w:t>
       </w:r>
       <w:r>
+        <w:rPr>
+          <w:b w:val="0"/>
+          <w:i w:val="0"/>
+        </w:rPr>
         <w:t xml:space="preserve"> A library uses a relational database with two tables:</w:t>
       </w:r>
     </w:p>
@@ -780,6 +1031,8 @@
       <w:r>
         <w:rPr>
           <w:rFonts w:ascii="Consolas" w:hAnsi="Consolas"/>
+          <w:b w:val="0"/>
+          <w:i w:val="0"/>
           <w:sz w:val="19"/>
         </w:rPr>
         <w:t>Member(MemberID, Name, Email)</w:t>
@@ -789,6 +1042,8 @@
       <w:r>
         <w:rPr>
           <w:rFonts w:ascii="Consolas" w:hAnsi="Consolas"/>
+          <w:b w:val="0"/>
+          <w:i w:val="0"/>
           <w:sz w:val="19"/>
         </w:rPr>
         <w:t>Loan(LoanID, MemberID, BookTitle, DueDate)</w:t>
@@ -796,11 +1051,16 @@
     </w:p>
     <w:p>
       <w:r>
+        <w:rPr>
+          <w:b w:val="0"/>
+          <w:i w:val="0"/>
+        </w:rPr>
         <w:t xml:space="preserve">(a) Identify the foreign key and the table it links to. </w:t>
       </w:r>
       <w:r>
         <w:rPr>
           <w:b/>
+          <w:i w:val="0"/>
         </w:rPr>
         <w:t>[1]</w:t>
       </w:r>
@@ -823,31 +1083,48 @@
     </w:p>
     <w:p>
       <w:r>
+        <w:rPr>
+          <w:b w:val="0"/>
+          <w:i w:val="0"/>
+        </w:rPr>
         <w:t xml:space="preserve">(b) Write an SQL statement that joins the two tables to list each member's </w:t>
       </w:r>
       <w:r>
         <w:rPr>
           <w:rFonts w:ascii="Consolas" w:hAnsi="Consolas"/>
+          <w:b w:val="0"/>
+          <w:i w:val="0"/>
           <w:sz w:val="19"/>
         </w:rPr>
         <w:t>Name</w:t>
       </w:r>
       <w:r>
+        <w:rPr>
+          <w:b w:val="0"/>
+          <w:i w:val="0"/>
+        </w:rPr>
         <w:t xml:space="preserve"> together with the </w:t>
       </w:r>
       <w:r>
         <w:rPr>
           <w:rFonts w:ascii="Consolas" w:hAnsi="Consolas"/>
+          <w:b w:val="0"/>
+          <w:i w:val="0"/>
           <w:sz w:val="19"/>
         </w:rPr>
         <w:t>BookTitle</w:t>
       </w:r>
       <w:r>
+        <w:rPr>
+          <w:b w:val="0"/>
+          <w:i w:val="0"/>
+        </w:rPr>
         <w:t xml:space="preserve"> of every book they currently have on loan. </w:t>
       </w:r>
       <w:r>
         <w:rPr>
           <w:b/>
+          <w:i w:val="0"/>
         </w:rPr>
         <w:t>[3]</w:t>
       </w:r>
@@ -886,11 +1163,16 @@
     </w:p>
     <w:p>
       <w:r>
+        <w:rPr>
+          <w:b w:val="0"/>
+          <w:i w:val="0"/>
+        </w:rPr>
         <w:t xml:space="preserve">(c) Explain how referential integrity prevents an invalid loan record. </w:t>
       </w:r>
       <w:r>
         <w:rPr>
           <w:b/>
+          <w:i w:val="0"/>
         </w:rPr>
         <w:t>[1]</w:t>
       </w:r>

--- a/Course/1 Component 1 - Computer Systems/1.3 Exchanging Data/1.3.2 Databases/3 Worksheet (editable).docx
+++ b/Course/1 Component 1 - Computer Systems/1.3 Exchanging Data/1.3.2 Databases/3 Worksheet (editable).docx
@@ -567,30 +567,32 @@
         <w:t>[2]</w:t>
       </w:r>
     </w:p>
-    <w:p>
-      <w:pPr>
-        <w:spacing w:before="260"/>
-        <w:pBdr>
-          <w:bottom w:val="single" w:sz="4" w:space="1" w:color="AAB4C0"/>
-        </w:pBdr>
-      </w:pPr>
-    </w:p>
-    <w:p>
-      <w:pPr>
-        <w:spacing w:before="260"/>
-        <w:pBdr>
-          <w:bottom w:val="single" w:sz="4" w:space="1" w:color="AAB4C0"/>
-        </w:pBdr>
-      </w:pPr>
-    </w:p>
-    <w:p>
-      <w:pPr>
-        <w:spacing w:before="260"/>
-        <w:pBdr>
-          <w:bottom w:val="single" w:sz="4" w:space="1" w:color="AAB4C0"/>
-        </w:pBdr>
-      </w:pPr>
-    </w:p>
+    <w:tbl>
+      <w:tblPr>
+        <w:tblStyle w:val="TableGrid"/>
+        <w:tblW w:type="auto" w:w="0"/>
+        <w:tblLook w:firstColumn="1" w:firstRow="1" w:lastColumn="0" w:lastRow="0" w:noHBand="0" w:noVBand="1" w:val="04A0"/>
+      </w:tblPr>
+      <w:tblGrid>
+        <w:gridCol w:w="8640"/>
+      </w:tblGrid>
+      <w:tr>
+        <w:trPr>
+          <w:trHeight w:val="1020" w:hRule="atLeast"/>
+        </w:trPr>
+        <w:tc>
+          <w:tcPr>
+            <w:tcW w:type="dxa" w:w="8640"/>
+          </w:tcPr>
+          <w:p>
+            <w:pPr>
+              <w:spacing w:before="40"/>
+            </w:pPr>
+          </w:p>
+        </w:tc>
+      </w:tr>
+    </w:tbl>
+    <w:p/>
     <w:p>
       <w:pPr>
         <w:pBdr>
@@ -628,30 +630,32 @@
         <w:t>[2]</w:t>
       </w:r>
     </w:p>
-    <w:p>
-      <w:pPr>
-        <w:spacing w:before="260"/>
-        <w:pBdr>
-          <w:bottom w:val="single" w:sz="4" w:space="1" w:color="AAB4C0"/>
-        </w:pBdr>
-      </w:pPr>
-    </w:p>
-    <w:p>
-      <w:pPr>
-        <w:spacing w:before="260"/>
-        <w:pBdr>
-          <w:bottom w:val="single" w:sz="4" w:space="1" w:color="AAB4C0"/>
-        </w:pBdr>
-      </w:pPr>
-    </w:p>
-    <w:p>
-      <w:pPr>
-        <w:spacing w:before="260"/>
-        <w:pBdr>
-          <w:bottom w:val="single" w:sz="4" w:space="1" w:color="AAB4C0"/>
-        </w:pBdr>
-      </w:pPr>
-    </w:p>
+    <w:tbl>
+      <w:tblPr>
+        <w:tblStyle w:val="TableGrid"/>
+        <w:tblW w:type="auto" w:w="0"/>
+        <w:tblLook w:firstColumn="1" w:firstRow="1" w:lastColumn="0" w:lastRow="0" w:noHBand="0" w:noVBand="1" w:val="04A0"/>
+      </w:tblPr>
+      <w:tblGrid>
+        <w:gridCol w:w="8640"/>
+      </w:tblGrid>
+      <w:tr>
+        <w:trPr>
+          <w:trHeight w:val="1020" w:hRule="atLeast"/>
+        </w:trPr>
+        <w:tc>
+          <w:tcPr>
+            <w:tcW w:type="dxa" w:w="8640"/>
+          </w:tcPr>
+          <w:p>
+            <w:pPr>
+              <w:spacing w:before="40"/>
+            </w:pPr>
+          </w:p>
+        </w:tc>
+      </w:tr>
+    </w:tbl>
+    <w:p/>
     <w:p>
       <w:pPr>
         <w:pBdr>
@@ -689,30 +693,32 @@
         <w:t>[2]</w:t>
       </w:r>
     </w:p>
-    <w:p>
-      <w:pPr>
-        <w:spacing w:before="260"/>
-        <w:pBdr>
-          <w:bottom w:val="single" w:sz="4" w:space="1" w:color="AAB4C0"/>
-        </w:pBdr>
-      </w:pPr>
-    </w:p>
-    <w:p>
-      <w:pPr>
-        <w:spacing w:before="260"/>
-        <w:pBdr>
-          <w:bottom w:val="single" w:sz="4" w:space="1" w:color="AAB4C0"/>
-        </w:pBdr>
-      </w:pPr>
-    </w:p>
-    <w:p>
-      <w:pPr>
-        <w:spacing w:before="260"/>
-        <w:pBdr>
-          <w:bottom w:val="single" w:sz="4" w:space="1" w:color="AAB4C0"/>
-        </w:pBdr>
-      </w:pPr>
-    </w:p>
+    <w:tbl>
+      <w:tblPr>
+        <w:tblStyle w:val="TableGrid"/>
+        <w:tblW w:type="auto" w:w="0"/>
+        <w:tblLook w:firstColumn="1" w:firstRow="1" w:lastColumn="0" w:lastRow="0" w:noHBand="0" w:noVBand="1" w:val="04A0"/>
+      </w:tblPr>
+      <w:tblGrid>
+        <w:gridCol w:w="8640"/>
+      </w:tblGrid>
+      <w:tr>
+        <w:trPr>
+          <w:trHeight w:val="1020" w:hRule="atLeast"/>
+        </w:trPr>
+        <w:tc>
+          <w:tcPr>
+            <w:tcW w:type="dxa" w:w="8640"/>
+          </w:tcPr>
+          <w:p>
+            <w:pPr>
+              <w:spacing w:before="40"/>
+            </w:pPr>
+          </w:p>
+        </w:tc>
+      </w:tr>
+    </w:tbl>
+    <w:p/>
     <w:p>
       <w:pPr>
         <w:pBdr>
@@ -839,38 +845,32 @@
         <w:t>[3]</w:t>
       </w:r>
     </w:p>
-    <w:p>
-      <w:pPr>
-        <w:spacing w:before="260"/>
-        <w:pBdr>
-          <w:bottom w:val="single" w:sz="4" w:space="1" w:color="AAB4C0"/>
-        </w:pBdr>
-      </w:pPr>
-    </w:p>
-    <w:p>
-      <w:pPr>
-        <w:spacing w:before="260"/>
-        <w:pBdr>
-          <w:bottom w:val="single" w:sz="4" w:space="1" w:color="AAB4C0"/>
-        </w:pBdr>
-      </w:pPr>
-    </w:p>
-    <w:p>
-      <w:pPr>
-        <w:spacing w:before="260"/>
-        <w:pBdr>
-          <w:bottom w:val="single" w:sz="4" w:space="1" w:color="AAB4C0"/>
-        </w:pBdr>
-      </w:pPr>
-    </w:p>
-    <w:p>
-      <w:pPr>
-        <w:spacing w:before="260"/>
-        <w:pBdr>
-          <w:bottom w:val="single" w:sz="4" w:space="1" w:color="AAB4C0"/>
-        </w:pBdr>
-      </w:pPr>
-    </w:p>
+    <w:tbl>
+      <w:tblPr>
+        <w:tblStyle w:val="TableGrid"/>
+        <w:tblW w:type="auto" w:w="0"/>
+        <w:tblLook w:firstColumn="1" w:firstRow="1" w:lastColumn="0" w:lastRow="0" w:noHBand="0" w:noVBand="1" w:val="04A0"/>
+      </w:tblPr>
+      <w:tblGrid>
+        <w:gridCol w:w="8640"/>
+      </w:tblGrid>
+      <w:tr>
+        <w:trPr>
+          <w:trHeight w:val="1360" w:hRule="atLeast"/>
+        </w:trPr>
+        <w:tc>
+          <w:tcPr>
+            <w:tcW w:type="dxa" w:w="8640"/>
+          </w:tcPr>
+          <w:p>
+            <w:pPr>
+              <w:spacing w:before="40"/>
+            </w:pPr>
+          </w:p>
+        </w:tc>
+      </w:tr>
+    </w:tbl>
+    <w:p/>
     <w:p>
       <w:pPr>
         <w:pBdr>
@@ -915,30 +915,32 @@
         <w:t>[2]</w:t>
       </w:r>
     </w:p>
-    <w:p>
-      <w:pPr>
-        <w:spacing w:before="260"/>
-        <w:pBdr>
-          <w:bottom w:val="single" w:sz="4" w:space="1" w:color="AAB4C0"/>
-        </w:pBdr>
-      </w:pPr>
-    </w:p>
-    <w:p>
-      <w:pPr>
-        <w:spacing w:before="260"/>
-        <w:pBdr>
-          <w:bottom w:val="single" w:sz="4" w:space="1" w:color="AAB4C0"/>
-        </w:pBdr>
-      </w:pPr>
-    </w:p>
-    <w:p>
-      <w:pPr>
-        <w:spacing w:before="260"/>
-        <w:pBdr>
-          <w:bottom w:val="single" w:sz="4" w:space="1" w:color="AAB4C0"/>
-        </w:pBdr>
-      </w:pPr>
-    </w:p>
+    <w:tbl>
+      <w:tblPr>
+        <w:tblStyle w:val="TableGrid"/>
+        <w:tblW w:type="auto" w:w="0"/>
+        <w:tblLook w:firstColumn="1" w:firstRow="1" w:lastColumn="0" w:lastRow="0" w:noHBand="0" w:noVBand="1" w:val="04A0"/>
+      </w:tblPr>
+      <w:tblGrid>
+        <w:gridCol w:w="8640"/>
+      </w:tblGrid>
+      <w:tr>
+        <w:trPr>
+          <w:trHeight w:val="1020" w:hRule="atLeast"/>
+        </w:trPr>
+        <w:tc>
+          <w:tcPr>
+            <w:tcW w:type="dxa" w:w="8640"/>
+          </w:tcPr>
+          <w:p>
+            <w:pPr>
+              <w:spacing w:before="40"/>
+            </w:pPr>
+          </w:p>
+        </w:tc>
+      </w:tr>
+    </w:tbl>
+    <w:p/>
     <w:p>
       <w:pPr>
         <w:pBdr>
@@ -976,22 +978,32 @@
         <w:t>[1]</w:t>
       </w:r>
     </w:p>
-    <w:p>
-      <w:pPr>
-        <w:spacing w:before="260"/>
-        <w:pBdr>
-          <w:bottom w:val="single" w:sz="4" w:space="1" w:color="AAB4C0"/>
-        </w:pBdr>
-      </w:pPr>
-    </w:p>
-    <w:p>
-      <w:pPr>
-        <w:spacing w:before="260"/>
-        <w:pBdr>
-          <w:bottom w:val="single" w:sz="4" w:space="1" w:color="AAB4C0"/>
-        </w:pBdr>
-      </w:pPr>
-    </w:p>
+    <w:tbl>
+      <w:tblPr>
+        <w:tblStyle w:val="TableGrid"/>
+        <w:tblW w:type="auto" w:w="0"/>
+        <w:tblLook w:firstColumn="1" w:firstRow="1" w:lastColumn="0" w:lastRow="0" w:noHBand="0" w:noVBand="1" w:val="04A0"/>
+      </w:tblPr>
+      <w:tblGrid>
+        <w:gridCol w:w="8640"/>
+      </w:tblGrid>
+      <w:tr>
+        <w:trPr>
+          <w:trHeight w:val="680" w:hRule="atLeast"/>
+        </w:trPr>
+        <w:tc>
+          <w:tcPr>
+            <w:tcW w:type="dxa" w:w="8640"/>
+          </w:tcPr>
+          <w:p>
+            <w:pPr>
+              <w:spacing w:before="40"/>
+            </w:pPr>
+          </w:p>
+        </w:tc>
+      </w:tr>
+    </w:tbl>
+    <w:p/>
     <w:p>
       <w:pPr>
         <w:pBdr>
@@ -1065,22 +1077,32 @@
         <w:t>[1]</w:t>
       </w:r>
     </w:p>
-    <w:p>
-      <w:pPr>
-        <w:spacing w:before="260"/>
-        <w:pBdr>
-          <w:bottom w:val="single" w:sz="4" w:space="1" w:color="AAB4C0"/>
-        </w:pBdr>
-      </w:pPr>
-    </w:p>
-    <w:p>
-      <w:pPr>
-        <w:spacing w:before="260"/>
-        <w:pBdr>
-          <w:bottom w:val="single" w:sz="4" w:space="1" w:color="AAB4C0"/>
-        </w:pBdr>
-      </w:pPr>
-    </w:p>
+    <w:tbl>
+      <w:tblPr>
+        <w:tblStyle w:val="TableGrid"/>
+        <w:tblW w:type="auto" w:w="0"/>
+        <w:tblLook w:firstColumn="1" w:firstRow="1" w:lastColumn="0" w:lastRow="0" w:noHBand="0" w:noVBand="1" w:val="04A0"/>
+      </w:tblPr>
+      <w:tblGrid>
+        <w:gridCol w:w="8640"/>
+      </w:tblGrid>
+      <w:tr>
+        <w:trPr>
+          <w:trHeight w:val="680" w:hRule="atLeast"/>
+        </w:trPr>
+        <w:tc>
+          <w:tcPr>
+            <w:tcW w:type="dxa" w:w="8640"/>
+          </w:tcPr>
+          <w:p>
+            <w:pPr>
+              <w:spacing w:before="40"/>
+            </w:pPr>
+          </w:p>
+        </w:tc>
+      </w:tr>
+    </w:tbl>
+    <w:p/>
     <w:p>
       <w:r>
         <w:rPr>
@@ -1129,38 +1151,32 @@
         <w:t>[3]</w:t>
       </w:r>
     </w:p>
-    <w:p>
-      <w:pPr>
-        <w:spacing w:before="260"/>
-        <w:pBdr>
-          <w:bottom w:val="single" w:sz="4" w:space="1" w:color="AAB4C0"/>
-        </w:pBdr>
-      </w:pPr>
-    </w:p>
-    <w:p>
-      <w:pPr>
-        <w:spacing w:before="260"/>
-        <w:pBdr>
-          <w:bottom w:val="single" w:sz="4" w:space="1" w:color="AAB4C0"/>
-        </w:pBdr>
-      </w:pPr>
-    </w:p>
-    <w:p>
-      <w:pPr>
-        <w:spacing w:before="260"/>
-        <w:pBdr>
-          <w:bottom w:val="single" w:sz="4" w:space="1" w:color="AAB4C0"/>
-        </w:pBdr>
-      </w:pPr>
-    </w:p>
-    <w:p>
-      <w:pPr>
-        <w:spacing w:before="260"/>
-        <w:pBdr>
-          <w:bottom w:val="single" w:sz="4" w:space="1" w:color="AAB4C0"/>
-        </w:pBdr>
-      </w:pPr>
-    </w:p>
+    <w:tbl>
+      <w:tblPr>
+        <w:tblStyle w:val="TableGrid"/>
+        <w:tblW w:type="auto" w:w="0"/>
+        <w:tblLook w:firstColumn="1" w:firstRow="1" w:lastColumn="0" w:lastRow="0" w:noHBand="0" w:noVBand="1" w:val="04A0"/>
+      </w:tblPr>
+      <w:tblGrid>
+        <w:gridCol w:w="8640"/>
+      </w:tblGrid>
+      <w:tr>
+        <w:trPr>
+          <w:trHeight w:val="1360" w:hRule="atLeast"/>
+        </w:trPr>
+        <w:tc>
+          <w:tcPr>
+            <w:tcW w:type="dxa" w:w="8640"/>
+          </w:tcPr>
+          <w:p>
+            <w:pPr>
+              <w:spacing w:before="40"/>
+            </w:pPr>
+          </w:p>
+        </w:tc>
+      </w:tr>
+    </w:tbl>
+    <w:p/>
     <w:p>
       <w:r>
         <w:rPr>
@@ -1177,22 +1193,32 @@
         <w:t>[1]</w:t>
       </w:r>
     </w:p>
-    <w:p>
-      <w:pPr>
-        <w:spacing w:before="260"/>
-        <w:pBdr>
-          <w:bottom w:val="single" w:sz="4" w:space="1" w:color="AAB4C0"/>
-        </w:pBdr>
-      </w:pPr>
-    </w:p>
-    <w:p>
-      <w:pPr>
-        <w:spacing w:before="260"/>
-        <w:pBdr>
-          <w:bottom w:val="single" w:sz="4" w:space="1" w:color="AAB4C0"/>
-        </w:pBdr>
-      </w:pPr>
-    </w:p>
+    <w:tbl>
+      <w:tblPr>
+        <w:tblStyle w:val="TableGrid"/>
+        <w:tblW w:type="auto" w:w="0"/>
+        <w:tblLook w:firstColumn="1" w:firstRow="1" w:lastColumn="0" w:lastRow="0" w:noHBand="0" w:noVBand="1" w:val="04A0"/>
+      </w:tblPr>
+      <w:tblGrid>
+        <w:gridCol w:w="8640"/>
+      </w:tblGrid>
+      <w:tr>
+        <w:trPr>
+          <w:trHeight w:val="680" w:hRule="atLeast"/>
+        </w:trPr>
+        <w:tc>
+          <w:tcPr>
+            <w:tcW w:type="dxa" w:w="8640"/>
+          </w:tcPr>
+          <w:p>
+            <w:pPr>
+              <w:spacing w:before="40"/>
+            </w:pPr>
+          </w:p>
+        </w:tc>
+      </w:tr>
+    </w:tbl>
+    <w:p/>
     <w:p>
       <w:pPr>
         <w:pBdr>
